--- a/baitap4.docx
+++ b/baitap4.docx
@@ -2508,6 +2508,14 @@
         <w:t>học</w:t>
       </w:r>
       <w:proofErr w:type="spellEnd"/>
+      <w:r>
+        <w:rPr>
+          <w:rFonts w:ascii="Times New Roman" w:hAnsi="Times New Roman" w:cs="Times New Roman"/>
+          <w:sz w:val="28"/>
+          <w:szCs w:val="28"/>
+        </w:rPr>
+        <w:t xml:space="preserve"> (1-n)</w:t>
+      </w:r>
     </w:p>
     <w:p>
       <w:pPr>
@@ -2658,6 +2666,14 @@
         <w:t>mục</w:t>
       </w:r>
       <w:proofErr w:type="spellEnd"/>
+      <w:r>
+        <w:rPr>
+          <w:rFonts w:ascii="Times New Roman" w:hAnsi="Times New Roman" w:cs="Times New Roman"/>
+          <w:sz w:val="28"/>
+          <w:szCs w:val="28"/>
+        </w:rPr>
+        <w:t xml:space="preserve"> (1-1)</w:t>
+      </w:r>
     </w:p>
     <w:p>
       <w:pPr>
@@ -2790,6 +2806,14 @@
         <w:t>học</w:t>
       </w:r>
       <w:proofErr w:type="spellEnd"/>
+      <w:r>
+        <w:rPr>
+          <w:rFonts w:ascii="Times New Roman" w:hAnsi="Times New Roman" w:cs="Times New Roman"/>
+          <w:sz w:val="28"/>
+          <w:szCs w:val="28"/>
+        </w:rPr>
+        <w:t xml:space="preserve"> (1-n)</w:t>
+      </w:r>
     </w:p>
     <w:p>
       <w:pPr>
@@ -2894,6 +2918,14 @@
         </w:rPr>
         <w:t xml:space="preserve"> quiz</w:t>
       </w:r>
+      <w:r>
+        <w:rPr>
+          <w:rFonts w:ascii="Times New Roman" w:hAnsi="Times New Roman" w:cs="Times New Roman"/>
+          <w:sz w:val="28"/>
+          <w:szCs w:val="28"/>
+        </w:rPr>
+        <w:t xml:space="preserve"> (1-n)</w:t>
+      </w:r>
     </w:p>
     <w:p>
       <w:pPr>
@@ -3228,6 +3260,14 @@
         </w:rPr>
         <w:t xml:space="preserve"> Quiz</w:t>
       </w:r>
+      <w:r>
+        <w:rPr>
+          <w:rFonts w:ascii="Times New Roman" w:hAnsi="Times New Roman" w:cs="Times New Roman"/>
+          <w:sz w:val="28"/>
+          <w:szCs w:val="28"/>
+        </w:rPr>
+        <w:t xml:space="preserve"> (1-n)</w:t>
+      </w:r>
     </w:p>
     <w:p>
       <w:pPr>
@@ -3258,7 +3298,51 @@
           <w:sz w:val="28"/>
           <w:szCs w:val="28"/>
         </w:rPr>
-        <w:t xml:space="preserve"> Quiz </w:t>
+        <w:t xml:space="preserve"> </w:t>
+      </w:r>
+      <w:proofErr w:type="spellStart"/>
+      <w:r>
+        <w:rPr>
+          <w:rFonts w:ascii="Times New Roman" w:hAnsi="Times New Roman" w:cs="Times New Roman"/>
+          <w:sz w:val="28"/>
+          <w:szCs w:val="28"/>
+        </w:rPr>
+        <w:t>lần</w:t>
+      </w:r>
+      <w:proofErr w:type="spellEnd"/>
+      <w:r>
+        <w:rPr>
+          <w:rFonts w:ascii="Times New Roman" w:hAnsi="Times New Roman" w:cs="Times New Roman"/>
+          <w:sz w:val="28"/>
+          <w:szCs w:val="28"/>
+        </w:rPr>
+        <w:t xml:space="preserve"> </w:t>
+      </w:r>
+      <w:proofErr w:type="spellStart"/>
+      <w:r>
+        <w:rPr>
+          <w:rFonts w:ascii="Times New Roman" w:hAnsi="Times New Roman" w:cs="Times New Roman"/>
+          <w:sz w:val="28"/>
+          <w:szCs w:val="28"/>
+        </w:rPr>
+        <w:t>làm</w:t>
+      </w:r>
+      <w:proofErr w:type="spellEnd"/>
+      <w:r>
+        <w:rPr>
+          <w:rFonts w:ascii="Times New Roman" w:hAnsi="Times New Roman" w:cs="Times New Roman"/>
+          <w:sz w:val="28"/>
+          <w:szCs w:val="28"/>
+        </w:rPr>
+        <w:t xml:space="preserve"> </w:t>
+      </w:r>
+      <w:r>
+        <w:rPr>
+          <w:rFonts w:ascii="Times New Roman" w:hAnsi="Times New Roman" w:cs="Times New Roman"/>
+          <w:sz w:val="28"/>
+          <w:szCs w:val="28"/>
+        </w:rPr>
+        <w:t xml:space="preserve">Quiz </w:t>
       </w:r>
       <w:proofErr w:type="spellStart"/>
       <w:r>
